--- a/resumen video.docx
+++ b/resumen video.docx
@@ -148,7 +148,7 @@
         <w:jc w:val="both"/>
       </w:pPr>
       <w:r>
-        <w:t xml:space="preserve">La directora administrativa cuenta cómo se prepara la celebración central, la eucaristía, que se hace en el patio principal, llamado “patio rojo”. Para organizarla se coordinan pastoral, compras, infraestructura, servicios generales y mantenimiento. Se colocan al menos 1.100 sillas, un escenario de 6 × 4 m para el altar y la instalación eléctrica, y todo llega el día anterior. Como la misa es al mediodía y hay sol, se alquila una carpa de unos 13 × 12 m que cubre entre un tercio y la mitad del patio y cuesta alrededor de 100.000 pesos.</w:t>
+        <w:t xml:space="preserve">La directora administrativa cuenta cómo se prepara la celebración central, la eucaristía, que se hace en el patio principal, llamado “patio rojo”. Para organizarla se coordinan pastoral, compras, infraestructura, servicios generales y mantenimiento. Se alquilan al menos 1.100 sillas, a 60 pesos cada una, y se arman además un escenario de 6 × 4 m para el altar y la instalación eléctrica; todo llega el día anterior. Como la misa es al mediodía y hay sol, se alquila una carpa de unos 13 × 12 m que cubre entre un tercio y la mitad del patio y cuesta alrededor de 100.000 pesos.</w:t>
       </w:r>
     </w:p>
     <w:p>
@@ -205,7 +205,7 @@
         <w:t xml:space="preserve">Cuántos: </w:t>
       </w:r>
       <w:r>
-        <w:t xml:space="preserve">al menos 1.100 personas sentadas.</w:t>
+        <w:t xml:space="preserve">al menos 1.100 personas sentadas, con sillas alquiladas a 60 pesos cada una.</w:t>
       </w:r>
     </w:p>
     <w:p>
@@ -277,7 +277,7 @@
           <w:sz w:val="18"/>
           <w:szCs w:val="18"/>
         </w:rPr>
-        <w:t xml:space="preserve">Resumen hecho a partir del audio del video; las cifras son aproximadas, tal como se dicen en el video.</w:t>
+        <w:t xml:space="preserve">Resumen hecho a partir del audio del video; los datos de las sillas (1.100 y 60 pesos cada una) fueron confirmados por el equipo; las demás cifras son aproximadas, como se dicen en el video.</w:t>
       </w:r>
     </w:p>
     <w:sectPr>
